--- a/Samah_CV_2025.docx
+++ b/Samah_CV_2025.docx
@@ -278,7 +278,405 @@
           <w:sz w:val="22"/>
           <w:szCs w:val="22"/>
         </w:rPr>
+        <w:t>Education</w:t>
+      </w:r>
+    </w:p>
+    <w:p>
+      <w:pPr>
+        <w:pStyle w:val="ListParagraph"/>
+        <w:numPr>
+          <w:ilvl w:val="0"/>
+          <w:numId w:val="5"/>
+        </w:numPr>
+        <w:pBdr>
+          <w:top w:val="nil"/>
+          <w:left w:val="nil"/>
+          <w:bottom w:val="nil"/>
+          <w:right w:val="nil"/>
+          <w:between w:val="nil"/>
+        </w:pBdr>
+        <w:spacing w:after="200"/>
+        <w:rPr>
+          <w:rFonts w:asciiTheme="majorHAnsi" w:eastAsia="Publico Text Roman" w:hAnsiTheme="majorHAnsi" w:cs="Publico Text Roman"/>
+          <w:b/>
+          <w:color w:val="000000"/>
+          <w:sz w:val="20"/>
+          <w:szCs w:val="20"/>
+        </w:rPr>
+      </w:pPr>
+      <w:r>
+        <w:rPr>
+          <w:rFonts w:asciiTheme="majorHAnsi" w:eastAsia="Publico Text Roman" w:hAnsiTheme="majorHAnsi" w:cs="Publico Text Roman"/>
+          <w:b/>
+          <w:color w:val="000000"/>
+          <w:sz w:val="20"/>
+          <w:szCs w:val="20"/>
+        </w:rPr>
+        <w:t>Stanford University — Ph.D.</w:t>
+      </w:r>
+    </w:p>
+    <w:p>
+      <w:pPr>
+        <w:pStyle w:val="ListParagraph"/>
+        <w:pBdr>
+          <w:top w:val="nil"/>
+          <w:left w:val="nil"/>
+          <w:bottom w:val="nil"/>
+          <w:right w:val="nil"/>
+          <w:between w:val="nil"/>
+        </w:pBdr>
+        <w:spacing w:after="200"/>
+        <w:ind w:left="360" w:firstLine="360"/>
+        <w:rPr>
+          <w:rFonts w:asciiTheme="majorHAnsi" w:eastAsia="Publico Text Roman" w:hAnsiTheme="majorHAnsi" w:cs="Publico Text Roman"/>
+          <w:b/>
+          <w:color w:val="000000"/>
+          <w:sz w:val="20"/>
+          <w:szCs w:val="20"/>
+        </w:rPr>
+      </w:pPr>
+      <w:r>
+        <w:rPr>
+          <w:rFonts w:asciiTheme="majorHAnsi" w:eastAsia="Publico Text Roman" w:hAnsiTheme="majorHAnsi" w:cs="Publico Text Roman"/>
+          <w:color w:val="000000"/>
+          <w:sz w:val="20"/>
+          <w:szCs w:val="20"/>
+        </w:rPr>
+        <w:t xml:space="preserve">Ph.D. </w:t>
+      </w:r>
+      <w:r>
+        <w:rPr>
+          <w:rFonts w:asciiTheme="majorHAnsi" w:eastAsia="Publico Text Roman" w:hAnsiTheme="majorHAnsi" w:cs="Publico Text Roman"/>
+          <w:color w:val="000000"/>
+          <w:sz w:val="20"/>
+          <w:szCs w:val="20"/>
+        </w:rPr>
+        <w:t xml:space="preserve">candidate </w:t>
+      </w:r>
+      <w:r>
+        <w:rPr>
+          <w:rFonts w:asciiTheme="majorHAnsi" w:eastAsia="Publico Text Roman" w:hAnsiTheme="majorHAnsi" w:cs="Publico Text Roman"/>
+          <w:color w:val="000000"/>
+          <w:sz w:val="20"/>
+          <w:szCs w:val="20"/>
+        </w:rPr>
+        <w:t>in developmental psychology (PI: Michael C. Frank).</w:t>
+      </w:r>
+    </w:p>
+    <w:p>
+      <w:pPr>
+        <w:pStyle w:val="ListParagraph"/>
+        <w:numPr>
+          <w:ilvl w:val="0"/>
+          <w:numId w:val="5"/>
+        </w:numPr>
+        <w:pBdr>
+          <w:top w:val="nil"/>
+          <w:left w:val="nil"/>
+          <w:bottom w:val="nil"/>
+          <w:right w:val="nil"/>
+          <w:between w:val="nil"/>
+        </w:pBdr>
+        <w:spacing w:after="200"/>
+        <w:rPr>
+          <w:rFonts w:asciiTheme="majorHAnsi" w:eastAsia="Publico Text Roman" w:hAnsiTheme="majorHAnsi" w:cs="Publico Text Roman"/>
+          <w:b/>
+          <w:color w:val="000000"/>
+          <w:sz w:val="20"/>
+          <w:szCs w:val="20"/>
+        </w:rPr>
+      </w:pPr>
+      <w:r>
+        <w:rPr>
+          <w:rFonts w:asciiTheme="majorHAnsi" w:eastAsia="Publico Text Roman" w:hAnsiTheme="majorHAnsi" w:cs="Publico Text Roman"/>
+          <w:b/>
+          <w:color w:val="000000"/>
+          <w:sz w:val="20"/>
+          <w:szCs w:val="20"/>
+        </w:rPr>
+        <w:t>Columbia University — Master of Arts, May 2022</w:t>
+      </w:r>
+    </w:p>
+    <w:p>
+      <w:pPr>
+        <w:pStyle w:val="ListParagraph"/>
+        <w:pBdr>
+          <w:top w:val="nil"/>
+          <w:left w:val="nil"/>
+          <w:bottom w:val="nil"/>
+          <w:right w:val="nil"/>
+          <w:between w:val="nil"/>
+        </w:pBdr>
+        <w:spacing w:after="200"/>
+        <w:ind w:left="360" w:firstLine="360"/>
+        <w:rPr>
+          <w:rFonts w:asciiTheme="majorHAnsi" w:eastAsia="Publico Text Roman" w:hAnsiTheme="majorHAnsi" w:cs="Publico Text Roman"/>
+          <w:b/>
+          <w:color w:val="000000"/>
+          <w:sz w:val="20"/>
+          <w:szCs w:val="20"/>
+        </w:rPr>
+      </w:pPr>
+      <w:r>
+        <w:rPr>
+          <w:rFonts w:asciiTheme="majorHAnsi" w:eastAsia="Publico Text Roman" w:hAnsiTheme="majorHAnsi" w:cs="Publico Text Roman"/>
+          <w:color w:val="000000"/>
+          <w:sz w:val="20"/>
+          <w:szCs w:val="20"/>
+        </w:rPr>
+        <w:t>Master of arts in cognitive science in education (Advisor: Peter Gordon).</w:t>
+      </w:r>
+    </w:p>
+    <w:p>
+      <w:pPr>
+        <w:pStyle w:val="ListParagraph"/>
+        <w:numPr>
+          <w:ilvl w:val="0"/>
+          <w:numId w:val="5"/>
+        </w:numPr>
+        <w:pBdr>
+          <w:top w:val="nil"/>
+          <w:left w:val="nil"/>
+          <w:bottom w:val="nil"/>
+          <w:right w:val="nil"/>
+          <w:between w:val="nil"/>
+        </w:pBdr>
+        <w:spacing w:after="200"/>
+        <w:rPr>
+          <w:rFonts w:asciiTheme="majorHAnsi" w:eastAsia="Publico Text Roman" w:hAnsiTheme="majorHAnsi" w:cs="Publico Text Roman"/>
+          <w:b/>
+          <w:color w:val="000000"/>
+          <w:sz w:val="20"/>
+          <w:szCs w:val="20"/>
+        </w:rPr>
+      </w:pPr>
+      <w:r>
+        <w:rPr>
+          <w:rFonts w:asciiTheme="majorHAnsi" w:eastAsia="Publico Text Roman" w:hAnsiTheme="majorHAnsi" w:cs="Publico Text Roman"/>
+          <w:b/>
+          <w:color w:val="000000"/>
+          <w:sz w:val="20"/>
+          <w:szCs w:val="20"/>
+        </w:rPr>
+        <w:t>Arizona State University — Master of Computer Science, August 2021</w:t>
+      </w:r>
+    </w:p>
+    <w:p>
+      <w:pPr>
+        <w:pStyle w:val="ListParagraph"/>
+        <w:pBdr>
+          <w:top w:val="nil"/>
+          <w:left w:val="nil"/>
+          <w:bottom w:val="nil"/>
+          <w:right w:val="nil"/>
+          <w:between w:val="nil"/>
+        </w:pBdr>
+        <w:spacing w:after="200"/>
+        <w:ind w:left="360" w:firstLine="360"/>
+        <w:rPr>
+          <w:rFonts w:asciiTheme="majorHAnsi" w:eastAsia="Publico Text Roman" w:hAnsiTheme="majorHAnsi" w:cs="Publico Text Roman"/>
+          <w:b/>
+          <w:color w:val="000000"/>
+          <w:sz w:val="20"/>
+          <w:szCs w:val="20"/>
+        </w:rPr>
+      </w:pPr>
+      <w:r>
+        <w:rPr>
+          <w:rFonts w:asciiTheme="majorHAnsi" w:eastAsia="Publico Text Roman" w:hAnsiTheme="majorHAnsi" w:cs="Publico Text Roman"/>
+          <w:color w:val="000000"/>
+          <w:sz w:val="20"/>
+          <w:szCs w:val="20"/>
+        </w:rPr>
+        <w:t>Data science specialization.</w:t>
+      </w:r>
+    </w:p>
+    <w:p>
+      <w:pPr>
+        <w:pStyle w:val="ListParagraph"/>
+        <w:numPr>
+          <w:ilvl w:val="0"/>
+          <w:numId w:val="5"/>
+        </w:numPr>
+        <w:pBdr>
+          <w:top w:val="nil"/>
+          <w:left w:val="nil"/>
+          <w:bottom w:val="nil"/>
+          <w:right w:val="nil"/>
+          <w:between w:val="nil"/>
+        </w:pBdr>
+        <w:spacing w:after="200"/>
+        <w:rPr>
+          <w:rFonts w:asciiTheme="majorHAnsi" w:eastAsia="Publico Text Roman" w:hAnsiTheme="majorHAnsi" w:cs="Publico Text Roman"/>
+          <w:b/>
+          <w:color w:val="000000"/>
+          <w:sz w:val="20"/>
+          <w:szCs w:val="20"/>
+        </w:rPr>
+      </w:pPr>
+      <w:r>
+        <w:rPr>
+          <w:rFonts w:asciiTheme="majorHAnsi" w:eastAsia="Publico Text Roman" w:hAnsiTheme="majorHAnsi" w:cs="Publico Text Roman"/>
+          <w:b/>
+          <w:color w:val="000000"/>
+          <w:sz w:val="20"/>
+          <w:szCs w:val="20"/>
+        </w:rPr>
+        <w:t>University of Khartoum — Bachelor of Science, November 2017</w:t>
+      </w:r>
+    </w:p>
+    <w:p>
+      <w:pPr>
+        <w:pStyle w:val="ListParagraph"/>
+        <w:pBdr>
+          <w:top w:val="nil"/>
+          <w:left w:val="nil"/>
+          <w:bottom w:val="nil"/>
+          <w:right w:val="nil"/>
+          <w:between w:val="nil"/>
+        </w:pBdr>
+        <w:spacing w:after="200"/>
+        <w:rPr>
+          <w:rFonts w:asciiTheme="majorHAnsi" w:eastAsia="Publico Text Roman" w:hAnsiTheme="majorHAnsi" w:cs="Publico Text Roman"/>
+          <w:color w:val="000000"/>
+          <w:sz w:val="20"/>
+          <w:szCs w:val="20"/>
+        </w:rPr>
+      </w:pPr>
+      <w:r>
+        <w:rPr>
+          <w:rFonts w:asciiTheme="majorHAnsi" w:eastAsia="Publico Text Roman" w:hAnsiTheme="majorHAnsi" w:cs="Publico Text Roman"/>
+          <w:color w:val="000000"/>
+          <w:sz w:val="20"/>
+          <w:szCs w:val="20"/>
+        </w:rPr>
+        <w:t xml:space="preserve">B.Sc. (Honors) degree in </w:t>
+      </w:r>
+      <w:r>
+        <w:rPr>
+          <w:rFonts w:asciiTheme="majorHAnsi" w:eastAsia="Publico Text Roman" w:hAnsiTheme="majorHAnsi" w:cs="Publico Text Roman"/>
+          <w:color w:val="000000"/>
+          <w:sz w:val="20"/>
+          <w:szCs w:val="20"/>
+        </w:rPr>
+        <w:t>E</w:t>
+      </w:r>
+      <w:r>
+        <w:rPr>
+          <w:rFonts w:asciiTheme="majorHAnsi" w:eastAsia="Publico Text Roman" w:hAnsiTheme="majorHAnsi" w:cs="Publico Text Roman"/>
+          <w:color w:val="000000"/>
+          <w:sz w:val="20"/>
+          <w:szCs w:val="20"/>
+        </w:rPr>
+        <w:t>lectrical and Electronics Engineering</w:t>
+      </w:r>
+      <w:r>
+        <w:rPr>
+          <w:rFonts w:asciiTheme="majorHAnsi" w:eastAsia="Publico Text Roman" w:hAnsiTheme="majorHAnsi" w:cs="Publico Text Roman"/>
+          <w:color w:val="000000"/>
+          <w:sz w:val="20"/>
+          <w:szCs w:val="20"/>
+        </w:rPr>
+        <w:t>,</w:t>
+      </w:r>
+      <w:r>
+        <w:rPr>
+          <w:rFonts w:asciiTheme="majorHAnsi" w:eastAsia="Publico Text Roman" w:hAnsiTheme="majorHAnsi" w:cs="Publico Text Roman"/>
+          <w:color w:val="000000"/>
+          <w:sz w:val="20"/>
+          <w:szCs w:val="20"/>
+        </w:rPr>
+        <w:t xml:space="preserve"> </w:t>
+      </w:r>
+      <w:r>
+        <w:rPr>
+          <w:rFonts w:asciiTheme="majorHAnsi" w:eastAsia="Publico Text Roman" w:hAnsiTheme="majorHAnsi" w:cs="Publico Text Roman"/>
+          <w:color w:val="000000"/>
+          <w:sz w:val="20"/>
+          <w:szCs w:val="20"/>
+        </w:rPr>
+        <w:t>“</w:t>
+      </w:r>
+      <w:r>
+        <w:rPr>
+          <w:rFonts w:asciiTheme="majorHAnsi" w:eastAsia="Publico Text Roman" w:hAnsiTheme="majorHAnsi" w:cs="Publico Text Roman"/>
+          <w:color w:val="000000"/>
+          <w:sz w:val="20"/>
+          <w:szCs w:val="20"/>
+        </w:rPr>
+        <w:t xml:space="preserve">specialization </w:t>
+      </w:r>
+      <w:r>
+        <w:rPr>
+          <w:rFonts w:asciiTheme="majorHAnsi" w:eastAsia="Publico Text Roman" w:hAnsiTheme="majorHAnsi" w:cs="Publico Text Roman"/>
+          <w:color w:val="000000"/>
+          <w:sz w:val="20"/>
+          <w:szCs w:val="20"/>
+        </w:rPr>
+        <w:t xml:space="preserve">in </w:t>
+      </w:r>
+      <w:r>
+        <w:rPr>
+          <w:rFonts w:asciiTheme="majorHAnsi" w:eastAsia="Publico Text Roman" w:hAnsiTheme="majorHAnsi" w:cs="Publico Text Roman"/>
+          <w:color w:val="000000"/>
+          <w:sz w:val="20"/>
+          <w:szCs w:val="20"/>
+        </w:rPr>
+        <w:t>Control and Instrumentation</w:t>
+      </w:r>
+      <w:r>
+        <w:rPr>
+          <w:rFonts w:asciiTheme="majorHAnsi" w:eastAsia="Publico Text Roman" w:hAnsiTheme="majorHAnsi" w:cs="Publico Text Roman"/>
+          <w:color w:val="000000"/>
+          <w:sz w:val="20"/>
+          <w:szCs w:val="20"/>
+        </w:rPr>
+        <w:t>” (Advisor: Mustafa Nawari).</w:t>
+      </w:r>
+    </w:p>
+    <w:p>
+      <w:pPr>
+        <w:pBdr>
+          <w:top w:val="nil"/>
+          <w:left w:val="nil"/>
+          <w:bottom w:val="nil"/>
+          <w:right w:val="nil"/>
+          <w:between w:val="nil"/>
+        </w:pBdr>
+        <w:tabs>
+          <w:tab w:val="left" w:pos="1000"/>
+        </w:tabs>
+        <w:spacing w:before="200" w:line="264" w:lineRule="auto"/>
+        <w:rPr>
+          <w:rFonts w:asciiTheme="majorHAnsi" w:eastAsia="Publico Text Roman" w:hAnsiTheme="majorHAnsi" w:cs="Publico Text Roman"/>
+          <w:b/>
+          <w:smallCaps/>
+          <w:color w:val="227AAF"/>
+          <w:sz w:val="22"/>
+          <w:szCs w:val="22"/>
+        </w:rPr>
+      </w:pPr>
+      <w:r>
+        <w:rPr>
+          <w:rFonts w:asciiTheme="majorHAnsi" w:eastAsia="Publico Text Roman" w:hAnsiTheme="majorHAnsi" w:cs="Publico Text Roman"/>
+          <w:b/>
+          <w:smallCaps/>
+          <w:color w:val="227AAF"/>
+          <w:sz w:val="22"/>
+          <w:szCs w:val="22"/>
+        </w:rPr>
         <w:t>Experience</w:t>
+      </w:r>
+      <w:r>
+        <w:rPr>
+          <w:rFonts w:asciiTheme="majorHAnsi" w:eastAsia="Publico Text Roman" w:hAnsiTheme="majorHAnsi" w:cs="Publico Text Roman"/>
+          <w:b/>
+          <w:smallCaps/>
+          <w:color w:val="227AAF"/>
+          <w:sz w:val="22"/>
+          <w:szCs w:val="22"/>
+        </w:rPr>
+        <w:t>/service</w:t>
       </w:r>
     </w:p>
     <w:p>
@@ -305,42 +703,45 @@
       </w:pPr>
       <w:r>
         <w:rPr>
-          <w:rFonts w:asciiTheme="majorHAnsi" w:eastAsia="Publico Text Roman" w:hAnsiTheme="majorHAnsi" w:cs="Publico Text Roman"/>
-          <w:b/>
-          <w:color w:val="000000"/>
-          <w:sz w:val="20"/>
-          <w:szCs w:val="20"/>
-        </w:rPr>
-        <w:t xml:space="preserve">PhD </w:t>
-      </w:r>
-      <w:r>
-        <w:rPr>
-          <w:rFonts w:asciiTheme="majorHAnsi" w:eastAsia="Publico Text Roman" w:hAnsiTheme="majorHAnsi" w:cs="Publico Text Roman"/>
-          <w:b/>
-          <w:color w:val="000000"/>
-          <w:sz w:val="20"/>
-          <w:szCs w:val="20"/>
-        </w:rPr>
-        <w:t>candidate</w:t>
-      </w:r>
-      <w:r>
-        <w:rPr>
-          <w:rFonts w:asciiTheme="majorHAnsi" w:eastAsia="Publico Text Roman" w:hAnsiTheme="majorHAnsi" w:cs="Publico Text Roman"/>
-          <w:b/>
-          <w:color w:val="000000"/>
-          <w:sz w:val="20"/>
-          <w:szCs w:val="20"/>
-        </w:rPr>
-        <w:t xml:space="preserve">, Stanford Language and Cognition Lab - </w:t>
-      </w:r>
-      <w:r>
-        <w:rPr>
-          <w:rFonts w:asciiTheme="majorHAnsi" w:eastAsia="Publico Text Roman" w:hAnsiTheme="majorHAnsi" w:cs="Publico Text Roman"/>
-          <w:color w:val="000000"/>
-          <w:sz w:val="20"/>
-          <w:szCs w:val="20"/>
-        </w:rPr>
-        <w:t>9/2022-ongoing</w:t>
+          <w:rFonts w:asciiTheme="majorHAnsi" w:hAnsiTheme="majorHAnsi"/>
+          <w:b/>
+          <w:bCs/>
+          <w:color w:val="000000"/>
+          <w:sz w:val="20"/>
+          <w:szCs w:val="20"/>
+        </w:rPr>
+        <w:t>Coordinator of Developmental Psychology Brownbag</w:t>
+      </w:r>
+      <w:r>
+        <w:rPr>
+          <w:rFonts w:asciiTheme="majorHAnsi" w:hAnsiTheme="majorHAnsi"/>
+          <w:b/>
+          <w:bCs/>
+          <w:color w:val="000000"/>
+          <w:sz w:val="20"/>
+          <w:szCs w:val="20"/>
+        </w:rPr>
+        <w:t xml:space="preserve"> (Devo Lunch)</w:t>
+      </w:r>
+      <w:r>
+        <w:rPr>
+          <w:rFonts w:asciiTheme="majorHAnsi" w:hAnsiTheme="majorHAnsi"/>
+          <w:b/>
+          <w:bCs/>
+          <w:color w:val="000000"/>
+          <w:sz w:val="20"/>
+          <w:szCs w:val="20"/>
+        </w:rPr>
+        <w:t xml:space="preserve"> series- Stanford University, </w:t>
+      </w:r>
+      <w:r>
+        <w:rPr>
+          <w:rFonts w:asciiTheme="majorHAnsi" w:hAnsiTheme="majorHAnsi"/>
+          <w:color w:val="000000"/>
+          <w:sz w:val="20"/>
+          <w:szCs w:val="20"/>
+        </w:rPr>
+        <w:t>9/2023-5/2025</w:t>
       </w:r>
     </w:p>
     <w:p>
@@ -374,29 +775,25 @@
           <w:sz w:val="20"/>
           <w:szCs w:val="20"/>
         </w:rPr>
-        <w:t>Coordinator of Developmental Psychology Brownbag</w:t>
+        <w:t xml:space="preserve">Faculty meeting student representative, Department of Psychology, Stanford University, </w:t>
       </w:r>
       <w:r>
         <w:rPr>
           <w:rFonts w:asciiTheme="majorHAnsi" w:hAnsiTheme="majorHAnsi"/>
-          <w:b/>
-          <w:bCs/>
-          <w:color w:val="000000"/>
-          <w:sz w:val="20"/>
-          <w:szCs w:val="20"/>
-        </w:rPr>
-        <w:t xml:space="preserve"> (Devo Lunch)</w:t>
+          <w:color w:val="000000"/>
+          <w:sz w:val="20"/>
+          <w:szCs w:val="20"/>
+        </w:rPr>
+        <w:t>9/202</w:t>
       </w:r>
       <w:r>
         <w:rPr>
           <w:rFonts w:asciiTheme="majorHAnsi" w:hAnsiTheme="majorHAnsi"/>
-          <w:b/>
-          <w:bCs/>
-          <w:color w:val="000000"/>
-          <w:sz w:val="20"/>
-          <w:szCs w:val="20"/>
-        </w:rPr>
-        <w:t xml:space="preserve"> series- Stanford University, </w:t>
+          <w:color w:val="000000"/>
+          <w:sz w:val="20"/>
+          <w:szCs w:val="20"/>
+        </w:rPr>
+        <w:t>5</w:t>
       </w:r>
       <w:r>
         <w:rPr>
@@ -405,7 +802,16 @@
           <w:sz w:val="20"/>
           <w:szCs w:val="20"/>
         </w:rPr>
-        <w:t>9/2023-5/2025</w:t>
+        <w:t>-5/202</w:t>
+      </w:r>
+      <w:r>
+        <w:rPr>
+          <w:rFonts w:asciiTheme="majorHAnsi" w:hAnsiTheme="majorHAnsi"/>
+          <w:color w:val="000000"/>
+          <w:sz w:val="20"/>
+          <w:szCs w:val="20"/>
+        </w:rPr>
+        <w:t>6</w:t>
       </w:r>
     </w:p>
     <w:p>
@@ -439,7 +845,7 @@
           <w:sz w:val="20"/>
           <w:szCs w:val="20"/>
         </w:rPr>
-        <w:t xml:space="preserve">Faculty meeting student representative, Department of Psychology, Stanford University, </w:t>
+        <w:t xml:space="preserve">Stats committee representative, Department of Psychology, Stanford University, </w:t>
       </w:r>
       <w:r>
         <w:rPr>
@@ -504,48 +910,21 @@
         <w:rPr>
           <w:rFonts w:asciiTheme="majorHAnsi" w:hAnsiTheme="majorHAnsi"/>
           <w:b/>
+          <w:color w:val="000000"/>
+          <w:sz w:val="20"/>
+          <w:szCs w:val="20"/>
+        </w:rPr>
+        <w:t>Research assistant, Language and Cognition Lab, Columbia University (TC),</w:t>
+      </w:r>
+      <w:r>
+        <w:rPr>
+          <w:rFonts w:asciiTheme="majorHAnsi" w:hAnsiTheme="majorHAnsi"/>
           <w:bCs/>
           <w:color w:val="000000"/>
           <w:sz w:val="20"/>
           <w:szCs w:val="20"/>
         </w:rPr>
-        <w:t xml:space="preserve">Stats committee representative, Department of Psychology, Stanford University, </w:t>
-      </w:r>
-      <w:r>
-        <w:rPr>
-          <w:rFonts w:asciiTheme="majorHAnsi" w:hAnsiTheme="majorHAnsi"/>
-          <w:color w:val="000000"/>
-          <w:sz w:val="20"/>
-          <w:szCs w:val="20"/>
-        </w:rPr>
-        <w:t>9/202</w:t>
-      </w:r>
-      <w:r>
-        <w:rPr>
-          <w:rFonts w:asciiTheme="majorHAnsi" w:hAnsiTheme="majorHAnsi"/>
-          <w:color w:val="000000"/>
-          <w:sz w:val="20"/>
-          <w:szCs w:val="20"/>
-        </w:rPr>
-        <w:t>5</w:t>
-      </w:r>
-      <w:r>
-        <w:rPr>
-          <w:rFonts w:asciiTheme="majorHAnsi" w:hAnsiTheme="majorHAnsi"/>
-          <w:color w:val="000000"/>
-          <w:sz w:val="20"/>
-          <w:szCs w:val="20"/>
-        </w:rPr>
-        <w:t>-5/202</w:t>
-      </w:r>
-      <w:r>
-        <w:rPr>
-          <w:rFonts w:asciiTheme="majorHAnsi" w:hAnsiTheme="majorHAnsi"/>
-          <w:color w:val="000000"/>
-          <w:sz w:val="20"/>
-          <w:szCs w:val="20"/>
-        </w:rPr>
-        <w:t>6</w:t>
+        <w:t xml:space="preserve"> 5/2021-5/2022</w:t>
       </w:r>
     </w:p>
     <w:p>
@@ -578,7 +957,27 @@
           <w:sz w:val="20"/>
           <w:szCs w:val="20"/>
         </w:rPr>
-        <w:t>Research assistant, Language and Cognition Lab, Columbia University (TC),</w:t>
+        <w:t xml:space="preserve">Research assistant, Development and Literacy </w:t>
+      </w:r>
+      <w:r>
+        <w:rPr>
+          <w:rFonts w:asciiTheme="majorHAnsi" w:hAnsiTheme="majorHAnsi"/>
+          <w:b/>
+          <w:color w:val="000000"/>
+          <w:sz w:val="20"/>
+          <w:szCs w:val="20"/>
+        </w:rPr>
+        <w:t>L</w:t>
+      </w:r>
+      <w:r>
+        <w:rPr>
+          <w:rFonts w:asciiTheme="majorHAnsi" w:hAnsiTheme="majorHAnsi"/>
+          <w:b/>
+          <w:color w:val="000000"/>
+          <w:sz w:val="20"/>
+          <w:szCs w:val="20"/>
+        </w:rPr>
+        <w:t>ab, Columbia University (TC),</w:t>
       </w:r>
       <w:r>
         <w:rPr>
@@ -588,7 +987,7 @@
           <w:sz w:val="20"/>
           <w:szCs w:val="20"/>
         </w:rPr>
-        <w:t xml:space="preserve"> 5/2021-5/2022</w:t>
+        <w:t xml:space="preserve"> 9/2021-5/2022</w:t>
       </w:r>
     </w:p>
     <w:p>
@@ -608,6 +1007,7 @@
         <w:spacing w:after="80"/>
         <w:rPr>
           <w:rFonts w:asciiTheme="majorHAnsi" w:eastAsia="Publico Text Roman" w:hAnsiTheme="majorHAnsi" w:cs="Publico Text Roman"/>
+          <w:bCs/>
           <w:color w:val="000000"/>
           <w:sz w:val="20"/>
           <w:szCs w:val="20"/>
@@ -621,27 +1021,7 @@
           <w:sz w:val="20"/>
           <w:szCs w:val="20"/>
         </w:rPr>
-        <w:t xml:space="preserve">Research assistant, Development and Literacy </w:t>
-      </w:r>
-      <w:r>
-        <w:rPr>
-          <w:rFonts w:asciiTheme="majorHAnsi" w:hAnsiTheme="majorHAnsi"/>
-          <w:b/>
-          <w:color w:val="000000"/>
-          <w:sz w:val="20"/>
-          <w:szCs w:val="20"/>
-        </w:rPr>
-        <w:t>L</w:t>
-      </w:r>
-      <w:r>
-        <w:rPr>
-          <w:rFonts w:asciiTheme="majorHAnsi" w:hAnsiTheme="majorHAnsi"/>
-          <w:b/>
-          <w:color w:val="000000"/>
-          <w:sz w:val="20"/>
-          <w:szCs w:val="20"/>
-        </w:rPr>
-        <w:t>ab, Columbia University (TC),</w:t>
+        <w:t xml:space="preserve">Teaching assistant, Faculty of Engineering, University of Khartoum, </w:t>
       </w:r>
       <w:r>
         <w:rPr>
@@ -651,7 +1031,7 @@
           <w:sz w:val="20"/>
           <w:szCs w:val="20"/>
         </w:rPr>
-        <w:t xml:space="preserve"> 9/2021-5/2022</w:t>
+        <w:t>11/2017-11/2018</w:t>
       </w:r>
     </w:p>
     <w:p>
@@ -671,31 +1051,29 @@
         <w:spacing w:after="80"/>
         <w:rPr>
           <w:rFonts w:asciiTheme="majorHAnsi" w:eastAsia="Publico Text Roman" w:hAnsiTheme="majorHAnsi" w:cs="Publico Text Roman"/>
-          <w:bCs/>
-          <w:color w:val="000000"/>
-          <w:sz w:val="20"/>
-          <w:szCs w:val="20"/>
-        </w:rPr>
-      </w:pPr>
-      <w:r>
-        <w:rPr>
-          <w:rFonts w:asciiTheme="majorHAnsi" w:hAnsiTheme="majorHAnsi"/>
-          <w:b/>
-          <w:color w:val="000000"/>
-          <w:sz w:val="20"/>
-          <w:szCs w:val="20"/>
-        </w:rPr>
-        <w:t xml:space="preserve">Teaching assistant, Faculty of Engineering, University of Khartoum, </w:t>
-      </w:r>
-      <w:r>
-        <w:rPr>
-          <w:rFonts w:asciiTheme="majorHAnsi" w:hAnsiTheme="majorHAnsi"/>
-          <w:bCs/>
-          <w:color w:val="000000"/>
-          <w:sz w:val="20"/>
-          <w:szCs w:val="20"/>
-        </w:rPr>
-        <w:t>11/2017-11/2018</w:t>
+          <w:color w:val="000000"/>
+          <w:sz w:val="20"/>
+          <w:szCs w:val="20"/>
+        </w:rPr>
+      </w:pPr>
+      <w:r>
+        <w:rPr>
+          <w:rFonts w:asciiTheme="majorHAnsi" w:eastAsia="Publico Text Roman" w:hAnsiTheme="majorHAnsi" w:cs="Publico Text Roman"/>
+          <w:b/>
+          <w:color w:val="000000"/>
+          <w:sz w:val="20"/>
+          <w:szCs w:val="20"/>
+        </w:rPr>
+        <w:t>Vice President, Arab Innovation Network – University of Khartoum (UOFK)</w:t>
+      </w:r>
+      <w:r>
+        <w:rPr>
+          <w:rFonts w:asciiTheme="majorHAnsi" w:eastAsia="Publico Text Roman" w:hAnsiTheme="majorHAnsi" w:cs="Publico Text Roman"/>
+          <w:color w:val="000000"/>
+          <w:sz w:val="20"/>
+          <w:szCs w:val="20"/>
+        </w:rPr>
+        <w:t xml:space="preserve"> — 11/2016-11/2017</w:t>
       </w:r>
     </w:p>
     <w:p>
@@ -728,46 +1106,16 @@
           <w:sz w:val="20"/>
           <w:szCs w:val="20"/>
         </w:rPr>
-        <w:t xml:space="preserve">Vice President, Arab Innovation Network </w:t>
-      </w:r>
-      <w:r>
-        <w:rPr>
-          <w:rFonts w:asciiTheme="majorHAnsi" w:eastAsia="Publico Text Roman" w:hAnsiTheme="majorHAnsi" w:cs="Publico Text Roman"/>
-          <w:b/>
-          <w:color w:val="000000"/>
-          <w:sz w:val="20"/>
-          <w:szCs w:val="20"/>
-        </w:rPr>
-        <w:t>–</w:t>
-      </w:r>
-      <w:r>
-        <w:rPr>
-          <w:rFonts w:asciiTheme="majorHAnsi" w:eastAsia="Publico Text Roman" w:hAnsiTheme="majorHAnsi" w:cs="Publico Text Roman"/>
-          <w:b/>
-          <w:color w:val="000000"/>
-          <w:sz w:val="20"/>
-          <w:szCs w:val="20"/>
-        </w:rPr>
-        <w:t xml:space="preserve"> U</w:t>
-      </w:r>
-      <w:r>
-        <w:rPr>
-          <w:rFonts w:asciiTheme="majorHAnsi" w:eastAsia="Publico Text Roman" w:hAnsiTheme="majorHAnsi" w:cs="Publico Text Roman"/>
-          <w:b/>
-          <w:color w:val="000000"/>
-          <w:sz w:val="20"/>
-          <w:szCs w:val="20"/>
-        </w:rPr>
-        <w:t>niversity of Khartoum (UOFK)</w:t>
-      </w:r>
-      <w:r>
-        <w:rPr>
-          <w:rFonts w:asciiTheme="majorHAnsi" w:eastAsia="Publico Text Roman" w:hAnsiTheme="majorHAnsi" w:cs="Publico Text Roman"/>
-          <w:color w:val="000000"/>
-          <w:sz w:val="20"/>
-          <w:szCs w:val="20"/>
-        </w:rPr>
-        <w:t xml:space="preserve"> — 11/2016-11/2017</w:t>
+        <w:t>Co-founder and organizer, Reading Day - University of Khartoum (UOFK)</w:t>
+      </w:r>
+      <w:r>
+        <w:rPr>
+          <w:rFonts w:asciiTheme="majorHAnsi" w:eastAsia="Publico Text Roman" w:hAnsiTheme="majorHAnsi" w:cs="Publico Text Roman"/>
+          <w:color w:val="000000"/>
+          <w:sz w:val="20"/>
+          <w:szCs w:val="20"/>
+        </w:rPr>
+        <w:t xml:space="preserve"> — 11/2015-11/2017</w:t>
       </w:r>
     </w:p>
     <w:p>
@@ -800,188 +1148,7 @@
           <w:sz w:val="20"/>
           <w:szCs w:val="20"/>
         </w:rPr>
-        <w:t xml:space="preserve">Co-founder and organizer, Reading Day - </w:t>
-      </w:r>
-      <w:r>
-        <w:rPr>
-          <w:rFonts w:asciiTheme="majorHAnsi" w:eastAsia="Publico Text Roman" w:hAnsiTheme="majorHAnsi" w:cs="Publico Text Roman"/>
-          <w:b/>
-          <w:color w:val="000000"/>
-          <w:sz w:val="20"/>
-          <w:szCs w:val="20"/>
-        </w:rPr>
-        <w:t>University of Khartoum (UOFK)</w:t>
-      </w:r>
-      <w:r>
-        <w:rPr>
-          <w:rFonts w:asciiTheme="majorHAnsi" w:eastAsia="Publico Text Roman" w:hAnsiTheme="majorHAnsi" w:cs="Publico Text Roman"/>
-          <w:color w:val="000000"/>
-          <w:sz w:val="20"/>
-          <w:szCs w:val="20"/>
-        </w:rPr>
-        <w:t xml:space="preserve"> </w:t>
-      </w:r>
-      <w:r>
-        <w:rPr>
-          <w:rFonts w:asciiTheme="majorHAnsi" w:eastAsia="Publico Text Roman" w:hAnsiTheme="majorHAnsi" w:cs="Publico Text Roman"/>
-          <w:color w:val="000000"/>
-          <w:sz w:val="20"/>
-          <w:szCs w:val="20"/>
-        </w:rPr>
-        <w:t>— 11/2015-11/2017</w:t>
-      </w:r>
-    </w:p>
-    <w:p>
-      <w:pPr>
-        <w:pStyle w:val="ListParagraph"/>
-        <w:numPr>
-          <w:ilvl w:val="0"/>
-          <w:numId w:val="5"/>
-        </w:numPr>
-        <w:pBdr>
-          <w:top w:val="nil"/>
-          <w:left w:val="nil"/>
-          <w:bottom w:val="nil"/>
-          <w:right w:val="nil"/>
-          <w:between w:val="nil"/>
-        </w:pBdr>
-        <w:spacing w:after="80"/>
-        <w:rPr>
-          <w:rFonts w:asciiTheme="majorHAnsi" w:eastAsia="Publico Text Roman" w:hAnsiTheme="majorHAnsi" w:cs="Publico Text Roman"/>
-          <w:color w:val="000000"/>
-          <w:sz w:val="20"/>
-          <w:szCs w:val="20"/>
-        </w:rPr>
-      </w:pPr>
-      <w:r>
-        <w:rPr>
-          <w:rFonts w:asciiTheme="majorHAnsi" w:eastAsia="Publico Text Roman" w:hAnsiTheme="majorHAnsi" w:cs="Publico Text Roman"/>
-          <w:b/>
-          <w:color w:val="000000"/>
-          <w:sz w:val="20"/>
-          <w:szCs w:val="20"/>
-        </w:rPr>
-        <w:t>M</w:t>
-      </w:r>
-      <w:r>
-        <w:rPr>
-          <w:rFonts w:asciiTheme="majorHAnsi" w:eastAsia="Publico Text Roman" w:hAnsiTheme="majorHAnsi" w:cs="Publico Text Roman"/>
-          <w:b/>
-          <w:color w:val="000000"/>
-          <w:sz w:val="20"/>
-          <w:szCs w:val="20"/>
-        </w:rPr>
-        <w:t>ember</w:t>
-      </w:r>
-      <w:r>
-        <w:rPr>
-          <w:rFonts w:asciiTheme="majorHAnsi" w:eastAsia="Publico Text Roman" w:hAnsiTheme="majorHAnsi" w:cs="Publico Text Roman"/>
-          <w:b/>
-          <w:color w:val="000000"/>
-          <w:sz w:val="20"/>
-          <w:szCs w:val="20"/>
-        </w:rPr>
-        <w:t xml:space="preserve"> </w:t>
-      </w:r>
-      <w:r>
-        <w:rPr>
-          <w:rFonts w:asciiTheme="majorHAnsi" w:eastAsia="Publico Text Roman" w:hAnsiTheme="majorHAnsi" w:cs="Publico Text Roman"/>
-          <w:b/>
-          <w:color w:val="000000"/>
-          <w:sz w:val="20"/>
-          <w:szCs w:val="20"/>
-        </w:rPr>
-        <w:t>and</w:t>
-      </w:r>
-      <w:r>
-        <w:rPr>
-          <w:rFonts w:asciiTheme="majorHAnsi" w:eastAsia="Publico Text Roman" w:hAnsiTheme="majorHAnsi" w:cs="Publico Text Roman"/>
-          <w:b/>
-          <w:color w:val="000000"/>
-          <w:sz w:val="20"/>
-          <w:szCs w:val="20"/>
-        </w:rPr>
-        <w:t xml:space="preserve"> C</w:t>
-      </w:r>
-      <w:r>
-        <w:rPr>
-          <w:rFonts w:asciiTheme="majorHAnsi" w:eastAsia="Publico Text Roman" w:hAnsiTheme="majorHAnsi" w:cs="Publico Text Roman"/>
-          <w:b/>
-          <w:color w:val="000000"/>
-          <w:sz w:val="20"/>
-          <w:szCs w:val="20"/>
-        </w:rPr>
-        <w:t>o-founder</w:t>
-      </w:r>
-      <w:r>
-        <w:rPr>
-          <w:rFonts w:asciiTheme="majorHAnsi" w:eastAsia="Publico Text Roman" w:hAnsiTheme="majorHAnsi" w:cs="Publico Text Roman"/>
-          <w:b/>
-          <w:color w:val="000000"/>
-          <w:sz w:val="20"/>
-          <w:szCs w:val="20"/>
-        </w:rPr>
-        <w:t xml:space="preserve">, </w:t>
-      </w:r>
-      <w:r>
-        <w:rPr>
-          <w:rFonts w:asciiTheme="majorHAnsi" w:eastAsia="Publico Text Roman" w:hAnsiTheme="majorHAnsi" w:cs="Publico Text Roman"/>
-          <w:b/>
-          <w:color w:val="000000"/>
-          <w:sz w:val="20"/>
-          <w:szCs w:val="20"/>
-        </w:rPr>
-        <w:t>Sudan</w:t>
-      </w:r>
-      <w:r>
-        <w:rPr>
-          <w:rFonts w:asciiTheme="majorHAnsi" w:eastAsia="Publico Text Roman" w:hAnsiTheme="majorHAnsi" w:cs="Publico Text Roman"/>
-          <w:b/>
-          <w:color w:val="000000"/>
-          <w:sz w:val="20"/>
-          <w:szCs w:val="20"/>
-        </w:rPr>
-        <w:t xml:space="preserve"> </w:t>
-      </w:r>
-      <w:r>
-        <w:rPr>
-          <w:rFonts w:asciiTheme="majorHAnsi" w:eastAsia="Publico Text Roman" w:hAnsiTheme="majorHAnsi" w:cs="Publico Text Roman"/>
-          <w:b/>
-          <w:color w:val="000000"/>
-          <w:sz w:val="20"/>
-          <w:szCs w:val="20"/>
-        </w:rPr>
-        <w:t>Neuroscience Projects Unit</w:t>
-      </w:r>
-      <w:r>
-        <w:rPr>
-          <w:rFonts w:asciiTheme="majorHAnsi" w:eastAsia="Publico Text Roman" w:hAnsiTheme="majorHAnsi" w:cs="Publico Text Roman"/>
-          <w:b/>
-          <w:color w:val="000000"/>
-          <w:sz w:val="20"/>
-          <w:szCs w:val="20"/>
-        </w:rPr>
-        <w:t xml:space="preserve">, </w:t>
-      </w:r>
-      <w:r>
-        <w:rPr>
-          <w:rFonts w:asciiTheme="majorHAnsi" w:eastAsia="Publico Text Roman" w:hAnsiTheme="majorHAnsi" w:cs="Publico Text Roman"/>
-          <w:b/>
-          <w:color w:val="000000"/>
-          <w:sz w:val="20"/>
-          <w:szCs w:val="20"/>
-        </w:rPr>
-        <w:t>University of Khartoum (</w:t>
-      </w:r>
-      <w:r>
-        <w:rPr>
-          <w:rFonts w:asciiTheme="majorHAnsi" w:eastAsia="Publico Text Roman" w:hAnsiTheme="majorHAnsi" w:cs="Publico Text Roman"/>
-          <w:b/>
-          <w:color w:val="000000"/>
-          <w:sz w:val="20"/>
-          <w:szCs w:val="20"/>
-        </w:rPr>
-        <w:t>UOFK)</w:t>
+        <w:t>Member and Co-founder, Sudan Neuroscience Projects Unit, University of Khartoum (UOFK)</w:t>
       </w:r>
       <w:r>
         <w:rPr>
@@ -1000,387 +1167,7 @@
           <w:sz w:val="20"/>
           <w:szCs w:val="20"/>
         </w:rPr>
-        <w:t>2019</w:t>
-      </w:r>
-      <w:r>
-        <w:rPr>
-          <w:rFonts w:asciiTheme="majorHAnsi" w:eastAsia="Publico Text Roman" w:hAnsiTheme="majorHAnsi" w:cs="Publico Text Roman"/>
-          <w:bCs/>
-          <w:color w:val="000000"/>
-          <w:sz w:val="20"/>
-          <w:szCs w:val="20"/>
-        </w:rPr>
-        <w:t>-2020</w:t>
-      </w:r>
-    </w:p>
-    <w:p>
-      <w:pPr>
-        <w:pBdr>
-          <w:top w:val="nil"/>
-          <w:left w:val="nil"/>
-          <w:bottom w:val="nil"/>
-          <w:right w:val="nil"/>
-          <w:between w:val="nil"/>
-        </w:pBdr>
-        <w:tabs>
-          <w:tab w:val="left" w:pos="1000"/>
-        </w:tabs>
-        <w:spacing w:before="200" w:line="264" w:lineRule="auto"/>
-        <w:rPr>
-          <w:rFonts w:asciiTheme="majorHAnsi" w:eastAsia="Publico Text Roman" w:hAnsiTheme="majorHAnsi" w:cs="Publico Text Roman"/>
-          <w:b/>
-          <w:smallCaps/>
-          <w:color w:val="227AAF"/>
-          <w:sz w:val="22"/>
-          <w:szCs w:val="22"/>
-        </w:rPr>
-      </w:pPr>
-      <w:r>
-        <w:rPr>
-          <w:rFonts w:asciiTheme="majorHAnsi" w:eastAsia="Publico Text Roman" w:hAnsiTheme="majorHAnsi" w:cs="Publico Text Roman"/>
-          <w:b/>
-          <w:smallCaps/>
-          <w:color w:val="227AAF"/>
-          <w:sz w:val="22"/>
-          <w:szCs w:val="22"/>
-        </w:rPr>
-        <w:t>Education</w:t>
-      </w:r>
-    </w:p>
-    <w:p>
-      <w:pPr>
-        <w:pStyle w:val="ListParagraph"/>
-        <w:numPr>
-          <w:ilvl w:val="0"/>
-          <w:numId w:val="5"/>
-        </w:numPr>
-        <w:pBdr>
-          <w:top w:val="nil"/>
-          <w:left w:val="nil"/>
-          <w:bottom w:val="nil"/>
-          <w:right w:val="nil"/>
-          <w:between w:val="nil"/>
-        </w:pBdr>
-        <w:spacing w:after="200"/>
-        <w:rPr>
-          <w:rFonts w:asciiTheme="majorHAnsi" w:eastAsia="Publico Text Roman" w:hAnsiTheme="majorHAnsi" w:cs="Publico Text Roman"/>
-          <w:b/>
-          <w:color w:val="000000"/>
-          <w:sz w:val="20"/>
-          <w:szCs w:val="20"/>
-        </w:rPr>
-      </w:pPr>
-      <w:r>
-        <w:rPr>
-          <w:rFonts w:asciiTheme="majorHAnsi" w:eastAsia="Publico Text Roman" w:hAnsiTheme="majorHAnsi" w:cs="Publico Text Roman"/>
-          <w:b/>
-          <w:color w:val="000000"/>
-          <w:sz w:val="20"/>
-          <w:szCs w:val="20"/>
-        </w:rPr>
-        <w:t>Stanford University — Ph.D.</w:t>
-      </w:r>
-    </w:p>
-    <w:p>
-      <w:pPr>
-        <w:pStyle w:val="ListParagraph"/>
-        <w:pBdr>
-          <w:top w:val="nil"/>
-          <w:left w:val="nil"/>
-          <w:bottom w:val="nil"/>
-          <w:right w:val="nil"/>
-          <w:between w:val="nil"/>
-        </w:pBdr>
-        <w:spacing w:after="200"/>
-        <w:ind w:left="360" w:firstLine="360"/>
-        <w:rPr>
-          <w:rFonts w:asciiTheme="majorHAnsi" w:eastAsia="Publico Text Roman" w:hAnsiTheme="majorHAnsi" w:cs="Publico Text Roman"/>
-          <w:b/>
-          <w:color w:val="000000"/>
-          <w:sz w:val="20"/>
-          <w:szCs w:val="20"/>
-        </w:rPr>
-      </w:pPr>
-      <w:r>
-        <w:rPr>
-          <w:rFonts w:asciiTheme="majorHAnsi" w:eastAsia="Publico Text Roman" w:hAnsiTheme="majorHAnsi" w:cs="Publico Text Roman"/>
-          <w:color w:val="000000"/>
-          <w:sz w:val="20"/>
-          <w:szCs w:val="20"/>
-        </w:rPr>
-        <w:t>Ph.D. in developmental psychology (PI: Michael C. Frank).</w:t>
-      </w:r>
-    </w:p>
-    <w:p>
-      <w:pPr>
-        <w:pStyle w:val="ListParagraph"/>
-        <w:numPr>
-          <w:ilvl w:val="0"/>
-          <w:numId w:val="5"/>
-        </w:numPr>
-        <w:pBdr>
-          <w:top w:val="nil"/>
-          <w:left w:val="nil"/>
-          <w:bottom w:val="nil"/>
-          <w:right w:val="nil"/>
-          <w:between w:val="nil"/>
-        </w:pBdr>
-        <w:spacing w:after="200"/>
-        <w:rPr>
-          <w:rFonts w:asciiTheme="majorHAnsi" w:eastAsia="Publico Text Roman" w:hAnsiTheme="majorHAnsi" w:cs="Publico Text Roman"/>
-          <w:b/>
-          <w:color w:val="000000"/>
-          <w:sz w:val="20"/>
-          <w:szCs w:val="20"/>
-        </w:rPr>
-      </w:pPr>
-      <w:r>
-        <w:rPr>
-          <w:rFonts w:asciiTheme="majorHAnsi" w:eastAsia="Publico Text Roman" w:hAnsiTheme="majorHAnsi" w:cs="Publico Text Roman"/>
-          <w:b/>
-          <w:color w:val="000000"/>
-          <w:sz w:val="20"/>
-          <w:szCs w:val="20"/>
-        </w:rPr>
-        <w:t>Columbia University — Master of Arts, May 2022</w:t>
-      </w:r>
-    </w:p>
-    <w:p>
-      <w:pPr>
-        <w:pStyle w:val="ListParagraph"/>
-        <w:pBdr>
-          <w:top w:val="nil"/>
-          <w:left w:val="nil"/>
-          <w:bottom w:val="nil"/>
-          <w:right w:val="nil"/>
-          <w:between w:val="nil"/>
-        </w:pBdr>
-        <w:spacing w:after="200"/>
-        <w:ind w:left="360" w:firstLine="360"/>
-        <w:rPr>
-          <w:rFonts w:asciiTheme="majorHAnsi" w:eastAsia="Publico Text Roman" w:hAnsiTheme="majorHAnsi" w:cs="Publico Text Roman"/>
-          <w:b/>
-          <w:color w:val="000000"/>
-          <w:sz w:val="20"/>
-          <w:szCs w:val="20"/>
-        </w:rPr>
-      </w:pPr>
-      <w:r>
-        <w:rPr>
-          <w:rFonts w:asciiTheme="majorHAnsi" w:eastAsia="Publico Text Roman" w:hAnsiTheme="majorHAnsi" w:cs="Publico Text Roman"/>
-          <w:color w:val="000000"/>
-          <w:sz w:val="20"/>
-          <w:szCs w:val="20"/>
-        </w:rPr>
-        <w:t>Master of arts in cognitive science in education (Advisor: Peter Gordon).</w:t>
-      </w:r>
-    </w:p>
-    <w:p>
-      <w:pPr>
-        <w:pStyle w:val="ListParagraph"/>
-        <w:numPr>
-          <w:ilvl w:val="0"/>
-          <w:numId w:val="5"/>
-        </w:numPr>
-        <w:pBdr>
-          <w:top w:val="nil"/>
-          <w:left w:val="nil"/>
-          <w:bottom w:val="nil"/>
-          <w:right w:val="nil"/>
-          <w:between w:val="nil"/>
-        </w:pBdr>
-        <w:spacing w:after="200"/>
-        <w:rPr>
-          <w:rFonts w:asciiTheme="majorHAnsi" w:eastAsia="Publico Text Roman" w:hAnsiTheme="majorHAnsi" w:cs="Publico Text Roman"/>
-          <w:b/>
-          <w:color w:val="000000"/>
-          <w:sz w:val="20"/>
-          <w:szCs w:val="20"/>
-        </w:rPr>
-      </w:pPr>
-      <w:r>
-        <w:rPr>
-          <w:rFonts w:asciiTheme="majorHAnsi" w:eastAsia="Publico Text Roman" w:hAnsiTheme="majorHAnsi" w:cs="Publico Text Roman"/>
-          <w:b/>
-          <w:color w:val="000000"/>
-          <w:sz w:val="20"/>
-          <w:szCs w:val="20"/>
-        </w:rPr>
-        <w:t>Arizona State University — Master of Computer Science, August 2021</w:t>
-      </w:r>
-    </w:p>
-    <w:p>
-      <w:pPr>
-        <w:pStyle w:val="ListParagraph"/>
-        <w:pBdr>
-          <w:top w:val="nil"/>
-          <w:left w:val="nil"/>
-          <w:bottom w:val="nil"/>
-          <w:right w:val="nil"/>
-          <w:between w:val="nil"/>
-        </w:pBdr>
-        <w:spacing w:after="200"/>
-        <w:ind w:left="360" w:firstLine="360"/>
-        <w:rPr>
-          <w:rFonts w:asciiTheme="majorHAnsi" w:eastAsia="Publico Text Roman" w:hAnsiTheme="majorHAnsi" w:cs="Publico Text Roman"/>
-          <w:b/>
-          <w:color w:val="000000"/>
-          <w:sz w:val="20"/>
-          <w:szCs w:val="20"/>
-        </w:rPr>
-      </w:pPr>
-      <w:r>
-        <w:rPr>
-          <w:rFonts w:asciiTheme="majorHAnsi" w:eastAsia="Publico Text Roman" w:hAnsiTheme="majorHAnsi" w:cs="Publico Text Roman"/>
-          <w:color w:val="000000"/>
-          <w:sz w:val="20"/>
-          <w:szCs w:val="20"/>
-        </w:rPr>
-        <w:t>Data science specialization.</w:t>
-      </w:r>
-    </w:p>
-    <w:p>
-      <w:pPr>
-        <w:pStyle w:val="ListParagraph"/>
-        <w:numPr>
-          <w:ilvl w:val="0"/>
-          <w:numId w:val="5"/>
-        </w:numPr>
-        <w:pBdr>
-          <w:top w:val="nil"/>
-          <w:left w:val="nil"/>
-          <w:bottom w:val="nil"/>
-          <w:right w:val="nil"/>
-          <w:between w:val="nil"/>
-        </w:pBdr>
-        <w:spacing w:after="200"/>
-        <w:rPr>
-          <w:rFonts w:asciiTheme="majorHAnsi" w:eastAsia="Publico Text Roman" w:hAnsiTheme="majorHAnsi" w:cs="Publico Text Roman"/>
-          <w:b/>
-          <w:color w:val="000000"/>
-          <w:sz w:val="20"/>
-          <w:szCs w:val="20"/>
-        </w:rPr>
-      </w:pPr>
-      <w:r>
-        <w:rPr>
-          <w:rFonts w:asciiTheme="majorHAnsi" w:eastAsia="Publico Text Roman" w:hAnsiTheme="majorHAnsi" w:cs="Publico Text Roman"/>
-          <w:b/>
-          <w:color w:val="000000"/>
-          <w:sz w:val="20"/>
-          <w:szCs w:val="20"/>
-        </w:rPr>
-        <w:t>University of Khartoum — Bachelor of Science, November 2017</w:t>
-      </w:r>
-    </w:p>
-    <w:p>
-      <w:pPr>
-        <w:pStyle w:val="ListParagraph"/>
-        <w:pBdr>
-          <w:top w:val="nil"/>
-          <w:left w:val="nil"/>
-          <w:bottom w:val="nil"/>
-          <w:right w:val="nil"/>
-          <w:between w:val="nil"/>
-        </w:pBdr>
-        <w:spacing w:after="200"/>
-        <w:rPr>
-          <w:rFonts w:asciiTheme="majorHAnsi" w:eastAsia="Publico Text Roman" w:hAnsiTheme="majorHAnsi" w:cs="Publico Text Roman"/>
-          <w:b/>
-          <w:color w:val="000000"/>
-          <w:sz w:val="20"/>
-          <w:szCs w:val="20"/>
-        </w:rPr>
-      </w:pPr>
-      <w:r>
-        <w:rPr>
-          <w:rFonts w:asciiTheme="majorHAnsi" w:eastAsia="Publico Text Roman" w:hAnsiTheme="majorHAnsi" w:cs="Publico Text Roman"/>
-          <w:color w:val="000000"/>
-          <w:sz w:val="20"/>
-          <w:szCs w:val="20"/>
-        </w:rPr>
-        <w:t xml:space="preserve">B.Sc. (Honors) degree in </w:t>
-      </w:r>
-      <w:r>
-        <w:rPr>
-          <w:rFonts w:asciiTheme="majorHAnsi" w:eastAsia="Publico Text Roman" w:hAnsiTheme="majorHAnsi" w:cs="Publico Text Roman"/>
-          <w:color w:val="000000"/>
-          <w:sz w:val="20"/>
-          <w:szCs w:val="20"/>
-        </w:rPr>
-        <w:t>E</w:t>
-      </w:r>
-      <w:r>
-        <w:rPr>
-          <w:rFonts w:asciiTheme="majorHAnsi" w:eastAsia="Publico Text Roman" w:hAnsiTheme="majorHAnsi" w:cs="Publico Text Roman"/>
-          <w:color w:val="000000"/>
-          <w:sz w:val="20"/>
-          <w:szCs w:val="20"/>
-        </w:rPr>
-        <w:t>lectrical and Electronics Engineering</w:t>
-      </w:r>
-      <w:r>
-        <w:rPr>
-          <w:rFonts w:asciiTheme="majorHAnsi" w:eastAsia="Publico Text Roman" w:hAnsiTheme="majorHAnsi" w:cs="Publico Text Roman"/>
-          <w:color w:val="000000"/>
-          <w:sz w:val="20"/>
-          <w:szCs w:val="20"/>
-        </w:rPr>
-        <w:t>,</w:t>
-      </w:r>
-      <w:r>
-        <w:rPr>
-          <w:rFonts w:asciiTheme="majorHAnsi" w:eastAsia="Publico Text Roman" w:hAnsiTheme="majorHAnsi" w:cs="Publico Text Roman"/>
-          <w:color w:val="000000"/>
-          <w:sz w:val="20"/>
-          <w:szCs w:val="20"/>
-        </w:rPr>
-        <w:t xml:space="preserve"> </w:t>
-      </w:r>
-      <w:r>
-        <w:rPr>
-          <w:rFonts w:asciiTheme="majorHAnsi" w:eastAsia="Publico Text Roman" w:hAnsiTheme="majorHAnsi" w:cs="Publico Text Roman"/>
-          <w:color w:val="000000"/>
-          <w:sz w:val="20"/>
-          <w:szCs w:val="20"/>
-        </w:rPr>
-        <w:t>“</w:t>
-      </w:r>
-      <w:r>
-        <w:rPr>
-          <w:rFonts w:asciiTheme="majorHAnsi" w:eastAsia="Publico Text Roman" w:hAnsiTheme="majorHAnsi" w:cs="Publico Text Roman"/>
-          <w:color w:val="000000"/>
-          <w:sz w:val="20"/>
-          <w:szCs w:val="20"/>
-        </w:rPr>
-        <w:t xml:space="preserve">specialization </w:t>
-      </w:r>
-      <w:r>
-        <w:rPr>
-          <w:rFonts w:asciiTheme="majorHAnsi" w:eastAsia="Publico Text Roman" w:hAnsiTheme="majorHAnsi" w:cs="Publico Text Roman"/>
-          <w:color w:val="000000"/>
-          <w:sz w:val="20"/>
-          <w:szCs w:val="20"/>
-        </w:rPr>
-        <w:t xml:space="preserve">in </w:t>
-      </w:r>
-      <w:r>
-        <w:rPr>
-          <w:rFonts w:asciiTheme="majorHAnsi" w:eastAsia="Publico Text Roman" w:hAnsiTheme="majorHAnsi" w:cs="Publico Text Roman"/>
-          <w:color w:val="000000"/>
-          <w:sz w:val="20"/>
-          <w:szCs w:val="20"/>
-        </w:rPr>
-        <w:t>Control and Instrumentation</w:t>
-      </w:r>
-      <w:r>
-        <w:rPr>
-          <w:rFonts w:asciiTheme="majorHAnsi" w:eastAsia="Publico Text Roman" w:hAnsiTheme="majorHAnsi" w:cs="Publico Text Roman"/>
-          <w:color w:val="000000"/>
-          <w:sz w:val="20"/>
-          <w:szCs w:val="20"/>
-        </w:rPr>
-        <w:t>” (Advisor: Mustafa Nawari).</w:t>
+        <w:t>2019-2020</w:t>
       </w:r>
     </w:p>
     <w:p>
@@ -1626,16 +1413,7 @@
           <w:sz w:val="20"/>
           <w:szCs w:val="20"/>
         </w:rPr>
-        <w:t xml:space="preserve"> </w:t>
-      </w:r>
-      <w:r>
-        <w:rPr>
-          <w:rFonts w:asciiTheme="majorHAnsi" w:eastAsia="Publico Text Roman" w:hAnsiTheme="majorHAnsi" w:cs="Publico Text Roman"/>
-          <w:color w:val="000000"/>
-          <w:sz w:val="20"/>
-          <w:szCs w:val="20"/>
-        </w:rPr>
-        <w:t>D</w:t>
+        <w:t xml:space="preserve"> D</w:t>
       </w:r>
       <w:r>
         <w:rPr>
@@ -1882,31 +1660,7 @@
           <w:sz w:val="20"/>
           <w:szCs w:val="20"/>
         </w:rPr>
-        <w:t xml:space="preserve"> (</w:t>
-      </w:r>
-      <w:proofErr w:type="spellStart"/>
-      <w:r>
-        <w:rPr>
-          <w:rFonts w:asciiTheme="majorHAnsi" w:eastAsia="Publico Text Roman" w:hAnsiTheme="majorHAnsi" w:cs="Publico Text Roman"/>
-          <w:b/>
-          <w:bCs/>
-          <w:color w:val="000000"/>
-          <w:sz w:val="20"/>
-          <w:szCs w:val="20"/>
-        </w:rPr>
-        <w:t>LangCog</w:t>
-      </w:r>
-      <w:proofErr w:type="spellEnd"/>
-      <w:r>
-        <w:rPr>
-          <w:rFonts w:asciiTheme="majorHAnsi" w:eastAsia="Publico Text Roman" w:hAnsiTheme="majorHAnsi" w:cs="Publico Text Roman"/>
-          <w:b/>
-          <w:bCs/>
-          <w:color w:val="000000"/>
-          <w:sz w:val="20"/>
-          <w:szCs w:val="20"/>
-        </w:rPr>
-        <w:t>)</w:t>
+        <w:t xml:space="preserve"> (LangCog)</w:t>
       </w:r>
     </w:p>
     <w:p>
@@ -2459,16 +2213,7 @@
           <w:sz w:val="20"/>
           <w:szCs w:val="20"/>
         </w:rPr>
-        <w:t xml:space="preserve">, </w:t>
-      </w:r>
-      <w:r>
-        <w:rPr>
-          <w:rFonts w:asciiTheme="majorHAnsi" w:eastAsia="Publico Text Roman" w:hAnsiTheme="majorHAnsi" w:cs="Publico Text Roman"/>
-          <w:color w:val="000000"/>
-          <w:sz w:val="20"/>
-          <w:szCs w:val="20"/>
-        </w:rPr>
-        <w:t xml:space="preserve">Undergraduate </w:t>
+        <w:t xml:space="preserve">, Undergraduate </w:t>
       </w:r>
       <w:r>
         <w:rPr>
@@ -2602,7 +2347,6 @@
           <w:sz w:val="20"/>
           <w:szCs w:val="20"/>
         </w:rPr>
-        <w:lastRenderedPageBreak/>
         <w:t xml:space="preserve">Claire Lee- </w:t>
       </w:r>
       <w:r>
@@ -2679,6 +2423,7 @@
           <w:sz w:val="20"/>
           <w:szCs w:val="20"/>
         </w:rPr>
+        <w:lastRenderedPageBreak/>
         <w:t xml:space="preserve">Nivedita Kripalani- </w:t>
       </w:r>
       <w:r>
@@ -4234,7 +3979,6 @@
           <w:sz w:val="20"/>
           <w:szCs w:val="20"/>
         </w:rPr>
-        <w:lastRenderedPageBreak/>
         <w:t>Investigating heterogeneity in shape bias: a study on procedural, stimuli, and age-related variations. Samah Abdelrahim, Sadio Abdi, Meesha Ryan, Michael Frank (The 15th Annual BCCCD Conference, January 9-11</w:t>
       </w:r>
       <w:r>
@@ -4290,6 +4034,7 @@
           <w:sz w:val="20"/>
           <w:szCs w:val="20"/>
         </w:rPr>
+        <w:lastRenderedPageBreak/>
         <w:t>Abdelrahim, S. O, &amp; Frank, M. C. (2024). Limited cross-linguistic variation in the lexical statistics of nouns in early vocabulary (BUCLD</w:t>
       </w:r>
       <w:r>
@@ -7520,28 +7265,28 @@
 </file>
 
 <file path=customXml/item1.xml><?xml version="1.0" encoding="utf-8"?>
+<b:Sources xmlns:b="http://schemas.openxmlformats.org/officeDocument/2006/bibliography" xmlns="http://schemas.openxmlformats.org/officeDocument/2006/bibliography" SelectedStyle="/APASixthEditionOfficeOnline.xsl" StyleName="APA" Version="6"/>
+</file>
+
+<file path=customXml/item2.xml><?xml version="1.0" encoding="utf-8"?>
 <go:gDocsCustomXmlDataStorage xmlns:go="http://customooxmlschemas.google.com/" xmlns:r="http://schemas.openxmlformats.org/officeDocument/2006/relationships" uri="GoogleDocsCustomDataVersion2">
   <go:docsCustomData xmlns:go="http://customooxmlschemas.google.com/" roundtripDataSignature="AMtx7mjUmvpdUGd6ghTtkJh/H8mb54nJYw==">CgMxLjA4AHIhMVhzNWd6YnItRUtSeU9id3J4bmJYQjlUSDNCb3RPd2JZ</go:docsCustomData>
 </go:gDocsCustomXmlDataStorage>
 </file>
 
-<file path=customXml/item2.xml><?xml version="1.0" encoding="utf-8"?>
-<b:Sources xmlns:b="http://schemas.openxmlformats.org/officeDocument/2006/bibliography" xmlns="http://schemas.openxmlformats.org/officeDocument/2006/bibliography" SelectedStyle="/APASixthEditionOfficeOnline.xsl" StyleName="APA" Version="6"/>
+<file path=customXml/itemProps1.xml><?xml version="1.0" encoding="utf-8"?>
+<ds:datastoreItem xmlns:ds="http://schemas.openxmlformats.org/officeDocument/2006/customXml" ds:itemID="{218C96CA-47CA-2342-B9F6-B320E05FDC08}">
+  <ds:schemaRefs>
+    <ds:schemaRef ds:uri="http://schemas.openxmlformats.org/officeDocument/2006/bibliography"/>
+  </ds:schemaRefs>
+</ds:datastoreItem>
 </file>
 
-<file path=customXml/itemProps1.xml><?xml version="1.0" encoding="utf-8"?>
+<file path=customXml/itemProps2.xml><?xml version="1.0" encoding="utf-8"?>
 <ds:datastoreItem xmlns:ds="http://schemas.openxmlformats.org/officeDocument/2006/customXml" ds:itemID="{11111111-1234-1234-1234-123412341234}">
   <ds:schemaRefs>
     <ds:schemaRef ds:uri="http://customooxmlschemas.google.com/"/>
     <ds:schemaRef ds:uri="http://schemas.openxmlformats.org/officeDocument/2006/relationships"/>
   </ds:schemaRefs>
 </ds:datastoreItem>
-</file>
-
-<file path=customXml/itemProps2.xml><?xml version="1.0" encoding="utf-8"?>
-<ds:datastoreItem xmlns:ds="http://schemas.openxmlformats.org/officeDocument/2006/customXml" ds:itemID="{218C96CA-47CA-2342-B9F6-B320E05FDC08}">
-  <ds:schemaRefs>
-    <ds:schemaRef ds:uri="http://schemas.openxmlformats.org/officeDocument/2006/bibliography"/>
-  </ds:schemaRefs>
-</ds:datastoreItem>
 </file>